--- a/Science Books/QED Course/Lesson 05 Classical Mechanics and Lagrangians.docx
+++ b/Science Books/QED Course/Lesson 05 Classical Mechanics and Lagrangians.docx
@@ -601,7 +601,39 @@
       <m:oMathPara>
         <m:oMath>
           <m:r>
-            <m:t xml:space="preserve">L(q, q̇, t) = T − V</m:t>
+            <m:t xml:space="preserve">L</m:t>
+          </m:r>
+          <m:d>
+            <m:dPr/>
+            <m:e>
+              <m:r>
+                <m:t xml:space="preserve">q</m:t>
+              </m:r>
+              <m:r>
+                <m:t xml:space="preserve">,</m:t>
+              </m:r>
+              <m:r>
+                <m:t xml:space="preserve">q̇</m:t>
+              </m:r>
+              <m:r>
+                <m:t xml:space="preserve">,</m:t>
+              </m:r>
+              <m:r>
+                <m:t xml:space="preserve">t</m:t>
+              </m:r>
+            </m:e>
+          </m:d>
+          <m:r>
+            <m:t xml:space="preserve">=</m:t>
+          </m:r>
+          <m:r>
+            <m:t xml:space="preserve">T</m:t>
+          </m:r>
+          <m:r>
+            <m:t xml:space="preserve">−</m:t>
+          </m:r>
+          <m:r>
+            <m:t xml:space="preserve">V</m:t>
           </m:r>
         </m:oMath>
       </m:oMathPara>
@@ -619,7 +651,88 @@
       <m:oMathPara>
         <m:oMath>
           <m:r>
-            <m:t xml:space="preserve">S[q] = ∫_(t₁)^(t₂) L(q, q̇, t) dt</m:t>
+            <m:t xml:space="preserve">S</m:t>
+          </m:r>
+          <m:d>
+            <m:dPr>
+              <m:begChr m:val="["/>
+              <m:endChr m:val="]"/>
+            </m:dPr>
+            <m:e>
+              <m:r>
+                <m:t xml:space="preserve">q</m:t>
+              </m:r>
+            </m:e>
+          </m:d>
+          <m:r>
+            <m:t xml:space="preserve">=</m:t>
+          </m:r>
+          <m:sSubSup>
+            <m:e>
+              <m:r>
+                <m:t xml:space="preserve">∫</m:t>
+              </m:r>
+            </m:e>
+            <m:sub>
+              <m:sSub>
+                <m:e>
+                  <m:r>
+                    <m:t xml:space="preserve">t</m:t>
+                  </m:r>
+                </m:e>
+                <m:sub>
+                  <m:r>
+                    <m:t xml:space="preserve">1</m:t>
+                  </m:r>
+                </m:sub>
+              </m:sSub>
+            </m:sub>
+            <m:sup>
+              <m:sSub>
+                <m:e>
+                  <m:r>
+                    <m:t xml:space="preserve">t</m:t>
+                  </m:r>
+                </m:e>
+                <m:sub>
+                  <m:r>
+                    <m:t xml:space="preserve">2</m:t>
+                  </m:r>
+                </m:sub>
+              </m:sSub>
+            </m:sup>
+          </m:sSubSup>
+          <m:r>
+            <m:t xml:space="preserve"> </m:t>
+          </m:r>
+          <m:r>
+            <m:t xml:space="preserve">L</m:t>
+          </m:r>
+          <m:d>
+            <m:dPr/>
+            <m:e>
+              <m:r>
+                <m:t xml:space="preserve">q</m:t>
+              </m:r>
+              <m:r>
+                <m:t xml:space="preserve">,</m:t>
+              </m:r>
+              <m:r>
+                <m:t xml:space="preserve">q̇</m:t>
+              </m:r>
+              <m:r>
+                <m:t xml:space="preserve">,</m:t>
+              </m:r>
+              <m:r>
+                <m:t xml:space="preserve">t</m:t>
+              </m:r>
+            </m:e>
+          </m:d>
+          <m:r>
+            <m:t xml:space="preserve"> </m:t>
+          </m:r>
+          <m:r>
+            <m:t xml:space="preserve">dt</m:t>
           </m:r>
         </m:oMath>
       </m:oMathPara>
@@ -658,7 +771,97 @@
       <m:oMathPara>
         <m:oMath>
           <m:r>
-            <m:t xml:space="preserve">δS = 0  for every δq(t) with δq(t₁) = δq(t₂) = 0</m:t>
+            <m:t xml:space="preserve">δS</m:t>
+          </m:r>
+          <m:r>
+            <m:t xml:space="preserve">=</m:t>
+          </m:r>
+          <m:r>
+            <m:t xml:space="preserve">0</m:t>
+          </m:r>
+          <m:r>
+            <m:t xml:space="preserve"> </m:t>
+          </m:r>
+          <m:r>
+            <m:t xml:space="preserve">for</m:t>
+          </m:r>
+          <m:r>
+            <m:t xml:space="preserve"> </m:t>
+          </m:r>
+          <m:r>
+            <m:t xml:space="preserve">every</m:t>
+          </m:r>
+          <m:r>
+            <m:t xml:space="preserve"> </m:t>
+          </m:r>
+          <m:r>
+            <m:t xml:space="preserve">δq</m:t>
+          </m:r>
+          <m:d>
+            <m:dPr/>
+            <m:e>
+              <m:r>
+                <m:t xml:space="preserve">t</m:t>
+              </m:r>
+            </m:e>
+          </m:d>
+          <m:r>
+            <m:t xml:space="preserve"> </m:t>
+          </m:r>
+          <m:r>
+            <m:t xml:space="preserve">with</m:t>
+          </m:r>
+          <m:r>
+            <m:t xml:space="preserve"> </m:t>
+          </m:r>
+          <m:r>
+            <m:t xml:space="preserve">δq</m:t>
+          </m:r>
+          <m:d>
+            <m:dPr/>
+            <m:e>
+              <m:sSub>
+                <m:e>
+                  <m:r>
+                    <m:t xml:space="preserve">t</m:t>
+                  </m:r>
+                </m:e>
+                <m:sub>
+                  <m:r>
+                    <m:t xml:space="preserve">1</m:t>
+                  </m:r>
+                </m:sub>
+              </m:sSub>
+            </m:e>
+          </m:d>
+          <m:r>
+            <m:t xml:space="preserve">=</m:t>
+          </m:r>
+          <m:r>
+            <m:t xml:space="preserve">δq</m:t>
+          </m:r>
+          <m:d>
+            <m:dPr/>
+            <m:e>
+              <m:sSub>
+                <m:e>
+                  <m:r>
+                    <m:t xml:space="preserve">t</m:t>
+                  </m:r>
+                </m:e>
+                <m:sub>
+                  <m:r>
+                    <m:t xml:space="preserve">2</m:t>
+                  </m:r>
+                </m:sub>
+              </m:sSub>
+            </m:e>
+          </m:d>
+          <m:r>
+            <m:t xml:space="preserve">=</m:t>
+          </m:r>
+          <m:r>
+            <m:t xml:space="preserve">0</m:t>
           </m:r>
         </m:oMath>
       </m:oMathPara>
@@ -689,7 +892,69 @@
       <m:oMathPara>
         <m:oMath>
           <m:r>
-            <m:t xml:space="preserve">δS = ∫ [ (∂L/∂q) δq + (∂L/∂q̇) δq̇ ] dt</m:t>
+            <m:t xml:space="preserve">δS</m:t>
+          </m:r>
+          <m:r>
+            <m:t xml:space="preserve">=</m:t>
+          </m:r>
+          <m:r>
+            <m:t xml:space="preserve">∫</m:t>
+          </m:r>
+          <m:r>
+            <m:t xml:space="preserve"> </m:t>
+          </m:r>
+          <m:d>
+            <m:dPr>
+              <m:begChr m:val="["/>
+              <m:endChr m:val="]"/>
+            </m:dPr>
+            <m:e>
+              <m:f>
+                <m:num>
+                  <m:r>
+                    <m:t xml:space="preserve">∂L</m:t>
+                  </m:r>
+                </m:num>
+                <m:den>
+                  <m:r>
+                    <m:t xml:space="preserve">∂q</m:t>
+                  </m:r>
+                </m:den>
+              </m:f>
+              <m:r>
+                <m:t xml:space="preserve"> </m:t>
+              </m:r>
+              <m:r>
+                <m:t xml:space="preserve">δq</m:t>
+              </m:r>
+              <m:r>
+                <m:t xml:space="preserve">+</m:t>
+              </m:r>
+              <m:f>
+                <m:num>
+                  <m:r>
+                    <m:t xml:space="preserve">∂L</m:t>
+                  </m:r>
+                </m:num>
+                <m:den>
+                  <m:r>
+                    <m:t xml:space="preserve">∂q̇</m:t>
+                  </m:r>
+                </m:den>
+              </m:f>
+              <m:r>
+                <m:t xml:space="preserve"> </m:t>
+              </m:r>
+              <m:r>
+                <m:t xml:space="preserve">δq̇</m:t>
+              </m:r>
+            </m:e>
+          </m:d>
+          <m:r>
+            <m:t xml:space="preserve"> </m:t>
+          </m:r>
+          <m:r>
+            <m:t xml:space="preserve">dt</m:t>
           </m:r>
         </m:oMath>
       </m:oMathPara>
@@ -707,7 +972,83 @@
       <m:oMathPara>
         <m:oMath>
           <m:r>
-            <m:t xml:space="preserve">δS = ∫ [ ∂L/∂q − d/dt (∂L/∂q̇) ] δq dt</m:t>
+            <m:t xml:space="preserve">δS</m:t>
+          </m:r>
+          <m:r>
+            <m:t xml:space="preserve">=</m:t>
+          </m:r>
+          <m:r>
+            <m:t xml:space="preserve">∫</m:t>
+          </m:r>
+          <m:r>
+            <m:t xml:space="preserve"> </m:t>
+          </m:r>
+          <m:d>
+            <m:dPr>
+              <m:begChr m:val="["/>
+              <m:endChr m:val="]"/>
+            </m:dPr>
+            <m:e>
+              <m:f>
+                <m:num>
+                  <m:r>
+                    <m:t xml:space="preserve">∂L</m:t>
+                  </m:r>
+                </m:num>
+                <m:den>
+                  <m:r>
+                    <m:t xml:space="preserve">∂q</m:t>
+                  </m:r>
+                </m:den>
+              </m:f>
+              <m:r>
+                <m:t xml:space="preserve">−</m:t>
+              </m:r>
+              <m:f>
+                <m:num>
+                  <m:r>
+                    <m:t xml:space="preserve">d</m:t>
+                  </m:r>
+                </m:num>
+                <m:den>
+                  <m:r>
+                    <m:t xml:space="preserve">dt</m:t>
+                  </m:r>
+                </m:den>
+              </m:f>
+              <m:r>
+                <m:t xml:space="preserve"> </m:t>
+              </m:r>
+              <m:d>
+                <m:dPr/>
+                <m:e>
+                  <m:f>
+                    <m:num>
+                      <m:r>
+                        <m:t xml:space="preserve">∂L</m:t>
+                      </m:r>
+                    </m:num>
+                    <m:den>
+                      <m:r>
+                        <m:t xml:space="preserve">∂q̇</m:t>
+                      </m:r>
+                    </m:den>
+                  </m:f>
+                </m:e>
+              </m:d>
+            </m:e>
+          </m:d>
+          <m:r>
+            <m:t xml:space="preserve"> </m:t>
+          </m:r>
+          <m:r>
+            <m:t xml:space="preserve">δq</m:t>
+          </m:r>
+          <m:r>
+            <m:t xml:space="preserve"> </m:t>
+          </m:r>
+          <m:r>
+            <m:t xml:space="preserve">dt</m:t>
           </m:r>
         </m:oMath>
       </m:oMathPara>
@@ -724,8 +1065,82 @@
       </w:pPr>
       <m:oMathPara>
         <m:oMath>
+          <m:f>
+            <m:num>
+              <m:r>
+                <m:t xml:space="preserve">d</m:t>
+              </m:r>
+            </m:num>
+            <m:den>
+              <m:r>
+                <m:t xml:space="preserve">dt</m:t>
+              </m:r>
+            </m:den>
+          </m:f>
           <m:r>
-            <m:t xml:space="preserve">d/dt (∂L/∂qᵢ̇) − ∂L/∂qᵢ = 0,    i = 1, …, n</m:t>
+            <m:t xml:space="preserve"> </m:t>
+          </m:r>
+          <m:d>
+            <m:dPr/>
+            <m:e>
+              <m:f>
+                <m:num>
+                  <m:r>
+                    <m:t xml:space="preserve">∂L</m:t>
+                  </m:r>
+                </m:num>
+                <m:den>
+                  <m:r>
+                    <m:t xml:space="preserve">∂qᵢ̇</m:t>
+                  </m:r>
+                </m:den>
+              </m:f>
+            </m:e>
+          </m:d>
+          <m:r>
+            <m:t xml:space="preserve">−</m:t>
+          </m:r>
+          <m:f>
+            <m:num>
+              <m:r>
+                <m:t xml:space="preserve">∂L</m:t>
+              </m:r>
+            </m:num>
+            <m:den>
+              <m:r>
+                <m:t xml:space="preserve">∂qᵢ</m:t>
+              </m:r>
+            </m:den>
+          </m:f>
+          <m:r>
+            <m:t xml:space="preserve">=</m:t>
+          </m:r>
+          <m:r>
+            <m:t xml:space="preserve">0</m:t>
+          </m:r>
+          <m:r>
+            <m:t xml:space="preserve">,</m:t>
+          </m:r>
+          <m:r>
+            <m:t xml:space="preserve">i</m:t>
+          </m:r>
+          <m:r>
+            <m:t xml:space="preserve">=</m:t>
+          </m:r>
+          <m:r>
+            <m:t xml:space="preserve">1</m:t>
+          </m:r>
+          <m:r>
+            <m:t xml:space="preserve">,</m:t>
+          </m:r>
+          <m:r>
+            <m:t xml:space="preserve">…</m:t>
+          </m:r>
+          <m:r>
+            <m:t xml:space="preserve">,</m:t>
+          </m:r>
+          <m:r>
+            <m:t xml:space="preserve">n</m:t>
           </m:r>
         </m:oMath>
       </m:oMathPara>
@@ -782,8 +1197,153 @@
       <m:oMathPara>
         <m:oMath>
           <m:r>
-            <m:t xml:space="preserve">L′ = L + dF(q, t)/dt  ⇒  S′ = S + F(q(t₂), t₂) − F(q(t₁), t₁)</m:t>
+            <m:t xml:space="preserve">L′</m:t>
           </m:r>
+          <m:r>
+            <m:t xml:space="preserve">=</m:t>
+          </m:r>
+          <m:r>
+            <m:t xml:space="preserve">L</m:t>
+          </m:r>
+          <m:r>
+            <m:t xml:space="preserve">+</m:t>
+          </m:r>
+          <m:f>
+            <m:num>
+              <m:r>
+                <m:t xml:space="preserve">dF</m:t>
+              </m:r>
+              <m:d>
+                <m:dPr/>
+                <m:e>
+                  <m:r>
+                    <m:t xml:space="preserve">q</m:t>
+                  </m:r>
+                  <m:r>
+                    <m:t xml:space="preserve">,</m:t>
+                  </m:r>
+                  <m:r>
+                    <m:t xml:space="preserve">t</m:t>
+                  </m:r>
+                </m:e>
+              </m:d>
+            </m:num>
+            <m:den>
+              <m:r>
+                <m:t xml:space="preserve">dt</m:t>
+              </m:r>
+            </m:den>
+          </m:f>
+          <m:r>
+            <m:t xml:space="preserve"> </m:t>
+          </m:r>
+          <m:r>
+            <m:t xml:space="preserve">⇒</m:t>
+          </m:r>
+          <m:r>
+            <m:t xml:space="preserve"> </m:t>
+          </m:r>
+          <m:r>
+            <m:t xml:space="preserve">S′</m:t>
+          </m:r>
+          <m:r>
+            <m:t xml:space="preserve">=</m:t>
+          </m:r>
+          <m:r>
+            <m:t xml:space="preserve">S</m:t>
+          </m:r>
+          <m:r>
+            <m:t xml:space="preserve">+</m:t>
+          </m:r>
+          <m:r>
+            <m:t xml:space="preserve">F</m:t>
+          </m:r>
+          <m:d>
+            <m:dPr/>
+            <m:e>
+              <m:r>
+                <m:t xml:space="preserve">q</m:t>
+              </m:r>
+              <m:d>
+                <m:dPr/>
+                <m:e>
+                  <m:sSub>
+                    <m:e>
+                      <m:r>
+                        <m:t xml:space="preserve">t</m:t>
+                      </m:r>
+                    </m:e>
+                    <m:sub>
+                      <m:r>
+                        <m:t xml:space="preserve">2</m:t>
+                      </m:r>
+                    </m:sub>
+                  </m:sSub>
+                </m:e>
+              </m:d>
+              <m:r>
+                <m:t xml:space="preserve">,</m:t>
+              </m:r>
+              <m:sSub>
+                <m:e>
+                  <m:r>
+                    <m:t xml:space="preserve">t</m:t>
+                  </m:r>
+                </m:e>
+                <m:sub>
+                  <m:r>
+                    <m:t xml:space="preserve">2</m:t>
+                  </m:r>
+                </m:sub>
+              </m:sSub>
+            </m:e>
+          </m:d>
+          <m:r>
+            <m:t xml:space="preserve">−</m:t>
+          </m:r>
+          <m:r>
+            <m:t xml:space="preserve">F</m:t>
+          </m:r>
+          <m:d>
+            <m:dPr/>
+            <m:e>
+              <m:r>
+                <m:t xml:space="preserve">q</m:t>
+              </m:r>
+              <m:d>
+                <m:dPr/>
+                <m:e>
+                  <m:sSub>
+                    <m:e>
+                      <m:r>
+                        <m:t xml:space="preserve">t</m:t>
+                      </m:r>
+                    </m:e>
+                    <m:sub>
+                      <m:r>
+                        <m:t xml:space="preserve">1</m:t>
+                      </m:r>
+                    </m:sub>
+                  </m:sSub>
+                </m:e>
+              </m:d>
+              <m:r>
+                <m:t xml:space="preserve">,</m:t>
+              </m:r>
+              <m:sSub>
+                <m:e>
+                  <m:r>
+                    <m:t xml:space="preserve">t</m:t>
+                  </m:r>
+                </m:e>
+                <m:sub>
+                  <m:r>
+                    <m:t xml:space="preserve">1</m:t>
+                  </m:r>
+                </m:sub>
+              </m:sSub>
+            </m:e>
+          </m:d>
         </m:oMath>
       </m:oMathPara>
     </w:p>
@@ -816,7 +1376,124 @@
       <m:oMathPara>
         <m:oMath>
           <m:r>
-            <m:t xml:space="preserve">L = (1/2)m ẋ² − (1/2)m ω² x²  ⇒  ẍ + ω²x = 0</m:t>
+            <m:t xml:space="preserve">L</m:t>
+          </m:r>
+          <m:r>
+            <m:t xml:space="preserve">=</m:t>
+          </m:r>
+          <m:f>
+            <m:num>
+              <m:r>
+                <m:t xml:space="preserve">1</m:t>
+              </m:r>
+            </m:num>
+            <m:den>
+              <m:r>
+                <m:t xml:space="preserve">2</m:t>
+              </m:r>
+            </m:den>
+          </m:f>
+          <m:r>
+            <m:t xml:space="preserve">m</m:t>
+          </m:r>
+          <m:r>
+            <m:t xml:space="preserve"> </m:t>
+          </m:r>
+          <m:sSup>
+            <m:e>
+              <m:r>
+                <m:t xml:space="preserve">ẋ</m:t>
+              </m:r>
+            </m:e>
+            <m:sup>
+              <m:r>
+                <m:t xml:space="preserve">2</m:t>
+              </m:r>
+            </m:sup>
+          </m:sSup>
+          <m:r>
+            <m:t xml:space="preserve">−</m:t>
+          </m:r>
+          <m:f>
+            <m:num>
+              <m:r>
+                <m:t xml:space="preserve">1</m:t>
+              </m:r>
+            </m:num>
+            <m:den>
+              <m:r>
+                <m:t xml:space="preserve">2</m:t>
+              </m:r>
+            </m:den>
+          </m:f>
+          <m:r>
+            <m:t xml:space="preserve">m</m:t>
+          </m:r>
+          <m:r>
+            <m:t xml:space="preserve"> </m:t>
+          </m:r>
+          <m:sSup>
+            <m:e>
+              <m:r>
+                <m:t xml:space="preserve">ω</m:t>
+              </m:r>
+            </m:e>
+            <m:sup>
+              <m:r>
+                <m:t xml:space="preserve">2</m:t>
+              </m:r>
+            </m:sup>
+          </m:sSup>
+          <m:r>
+            <m:t xml:space="preserve"> </m:t>
+          </m:r>
+          <m:sSup>
+            <m:e>
+              <m:r>
+                <m:t xml:space="preserve">x</m:t>
+              </m:r>
+            </m:e>
+            <m:sup>
+              <m:r>
+                <m:t xml:space="preserve">2</m:t>
+              </m:r>
+            </m:sup>
+          </m:sSup>
+          <m:r>
+            <m:t xml:space="preserve"> </m:t>
+          </m:r>
+          <m:r>
+            <m:t xml:space="preserve">⇒</m:t>
+          </m:r>
+          <m:r>
+            <m:t xml:space="preserve"> </m:t>
+          </m:r>
+          <m:r>
+            <m:t xml:space="preserve">ẍ</m:t>
+          </m:r>
+          <m:r>
+            <m:t xml:space="preserve">+</m:t>
+          </m:r>
+          <m:sSup>
+            <m:e>
+              <m:r>
+                <m:t xml:space="preserve">ω</m:t>
+              </m:r>
+            </m:e>
+            <m:sup>
+              <m:r>
+                <m:t xml:space="preserve">2</m:t>
+              </m:r>
+            </m:sup>
+          </m:sSup>
+          <m:r>
+            <m:t xml:space="preserve">x</m:t>
+          </m:r>
+          <m:r>
+            <m:t xml:space="preserve">=</m:t>
+          </m:r>
+          <m:r>
+            <m:t xml:space="preserve">0</m:t>
           </m:r>
         </m:oMath>
       </m:oMathPara>
@@ -847,7 +1524,139 @@
       <m:oMathPara>
         <m:oMath>
           <m:r>
-            <m:t xml:space="preserve">L = (1/2) m l² θ̇² + m g l cos θ  ⇒  θ̈ + (g/l) sin θ = 0</m:t>
+            <m:t xml:space="preserve">L</m:t>
+          </m:r>
+          <m:r>
+            <m:t xml:space="preserve">=</m:t>
+          </m:r>
+          <m:f>
+            <m:num>
+              <m:r>
+                <m:t xml:space="preserve">1</m:t>
+              </m:r>
+            </m:num>
+            <m:den>
+              <m:r>
+                <m:t xml:space="preserve">2</m:t>
+              </m:r>
+            </m:den>
+          </m:f>
+          <m:r>
+            <m:t xml:space="preserve"> </m:t>
+          </m:r>
+          <m:r>
+            <m:t xml:space="preserve">m</m:t>
+          </m:r>
+          <m:r>
+            <m:t xml:space="preserve"> </m:t>
+          </m:r>
+          <m:sSup>
+            <m:e>
+              <m:r>
+                <m:t xml:space="preserve">l</m:t>
+              </m:r>
+            </m:e>
+            <m:sup>
+              <m:r>
+                <m:t xml:space="preserve">2</m:t>
+              </m:r>
+            </m:sup>
+          </m:sSup>
+          <m:r>
+            <m:t xml:space="preserve"> </m:t>
+          </m:r>
+          <m:sSup>
+            <m:e>
+              <m:r>
+                <m:t xml:space="preserve">θ̇</m:t>
+              </m:r>
+            </m:e>
+            <m:sup>
+              <m:r>
+                <m:t xml:space="preserve">2</m:t>
+              </m:r>
+            </m:sup>
+          </m:sSup>
+          <m:r>
+            <m:t xml:space="preserve">+</m:t>
+          </m:r>
+          <m:r>
+            <m:t xml:space="preserve">m</m:t>
+          </m:r>
+          <m:r>
+            <m:t xml:space="preserve"> </m:t>
+          </m:r>
+          <m:r>
+            <m:t xml:space="preserve">g</m:t>
+          </m:r>
+          <m:r>
+            <m:t xml:space="preserve"> </m:t>
+          </m:r>
+          <m:r>
+            <m:t xml:space="preserve">l</m:t>
+          </m:r>
+          <m:r>
+            <m:t xml:space="preserve"> </m:t>
+          </m:r>
+          <m:func>
+            <m:fName>
+              <m:r>
+                <m:t xml:space="preserve">cos</m:t>
+              </m:r>
+            </m:fName>
+            <m:e>
+              <m:r>
+                <m:t xml:space="preserve">θ</m:t>
+              </m:r>
+            </m:e>
+          </m:func>
+          <m:r>
+            <m:t xml:space="preserve"> </m:t>
+          </m:r>
+          <m:r>
+            <m:t xml:space="preserve">⇒</m:t>
+          </m:r>
+          <m:r>
+            <m:t xml:space="preserve"> </m:t>
+          </m:r>
+          <m:r>
+            <m:t xml:space="preserve">θ̈</m:t>
+          </m:r>
+          <m:r>
+            <m:t xml:space="preserve">+</m:t>
+          </m:r>
+          <m:f>
+            <m:num>
+              <m:r>
+                <m:t xml:space="preserve">g</m:t>
+              </m:r>
+            </m:num>
+            <m:den>
+              <m:r>
+                <m:t xml:space="preserve">l</m:t>
+              </m:r>
+            </m:den>
+          </m:f>
+          <m:r>
+            <m:t xml:space="preserve"> </m:t>
+          </m:r>
+          <m:func>
+            <m:fName>
+              <m:r>
+                <m:t xml:space="preserve">sin</m:t>
+              </m:r>
+            </m:fName>
+            <m:e>
+              <m:r>
+                <m:t xml:space="preserve">θ</m:t>
+              </m:r>
+            </m:e>
+          </m:func>
+          <m:r>
+            <m:t xml:space="preserve">=</m:t>
+          </m:r>
+          <m:r>
+            <m:t xml:space="preserve">0</m:t>
           </m:r>
         </m:oMath>
       </m:oMathPara>
@@ -878,8 +1687,93 @@
       <m:oMathPara>
         <m:oMath>
           <m:r>
-            <m:t xml:space="preserve">L = (1/2) m (ṙ² + r² θ̇²) − V(r)</m:t>
+            <m:t xml:space="preserve">L</m:t>
           </m:r>
+          <m:r>
+            <m:t xml:space="preserve">=</m:t>
+          </m:r>
+          <m:f>
+            <m:num>
+              <m:r>
+                <m:t xml:space="preserve">1</m:t>
+              </m:r>
+            </m:num>
+            <m:den>
+              <m:r>
+                <m:t xml:space="preserve">2</m:t>
+              </m:r>
+            </m:den>
+          </m:f>
+          <m:r>
+            <m:t xml:space="preserve"> </m:t>
+          </m:r>
+          <m:r>
+            <m:t xml:space="preserve">m</m:t>
+          </m:r>
+          <m:r>
+            <m:t xml:space="preserve"> </m:t>
+          </m:r>
+          <m:d>
+            <m:dPr/>
+            <m:e>
+              <m:sSup>
+                <m:e>
+                  <m:r>
+                    <m:t xml:space="preserve">ṙ</m:t>
+                  </m:r>
+                </m:e>
+                <m:sup>
+                  <m:r>
+                    <m:t xml:space="preserve">2</m:t>
+                  </m:r>
+                </m:sup>
+              </m:sSup>
+              <m:r>
+                <m:t xml:space="preserve">+</m:t>
+              </m:r>
+              <m:sSup>
+                <m:e>
+                  <m:r>
+                    <m:t xml:space="preserve">r</m:t>
+                  </m:r>
+                </m:e>
+                <m:sup>
+                  <m:r>
+                    <m:t xml:space="preserve">2</m:t>
+                  </m:r>
+                </m:sup>
+              </m:sSup>
+              <m:r>
+                <m:t xml:space="preserve"> </m:t>
+              </m:r>
+              <m:sSup>
+                <m:e>
+                  <m:r>
+                    <m:t xml:space="preserve">θ̇</m:t>
+                  </m:r>
+                </m:e>
+                <m:sup>
+                  <m:r>
+                    <m:t xml:space="preserve">2</m:t>
+                  </m:r>
+                </m:sup>
+              </m:sSup>
+            </m:e>
+          </m:d>
+          <m:r>
+            <m:t xml:space="preserve">−</m:t>
+          </m:r>
+          <m:r>
+            <m:t xml:space="preserve">V</m:t>
+          </m:r>
+          <m:d>
+            <m:dPr/>
+            <m:e>
+              <m:r>
+                <m:t xml:space="preserve">r</m:t>
+              </m:r>
+            </m:e>
+          </m:d>
         </m:oMath>
       </m:oMathPara>
     </w:p>
@@ -922,8 +1816,102 @@
       <m:oMathPara>
         <m:oMath>
           <m:r>
-            <m:t xml:space="preserve">L = (1/2) m v² − q φ(x, t) + q v · A(x, t)</m:t>
+            <m:t xml:space="preserve">L</m:t>
           </m:r>
+          <m:r>
+            <m:t xml:space="preserve">=</m:t>
+          </m:r>
+          <m:f>
+            <m:num>
+              <m:r>
+                <m:t xml:space="preserve">1</m:t>
+              </m:r>
+            </m:num>
+            <m:den>
+              <m:r>
+                <m:t xml:space="preserve">2</m:t>
+              </m:r>
+            </m:den>
+          </m:f>
+          <m:r>
+            <m:t xml:space="preserve"> </m:t>
+          </m:r>
+          <m:r>
+            <m:t xml:space="preserve">m</m:t>
+          </m:r>
+          <m:r>
+            <m:t xml:space="preserve"> </m:t>
+          </m:r>
+          <m:sSup>
+            <m:e>
+              <m:r>
+                <m:t xml:space="preserve">v</m:t>
+              </m:r>
+            </m:e>
+            <m:sup>
+              <m:r>
+                <m:t xml:space="preserve">2</m:t>
+              </m:r>
+            </m:sup>
+          </m:sSup>
+          <m:r>
+            <m:t xml:space="preserve">−</m:t>
+          </m:r>
+          <m:r>
+            <m:t xml:space="preserve">q</m:t>
+          </m:r>
+          <m:r>
+            <m:t xml:space="preserve"> </m:t>
+          </m:r>
+          <m:r>
+            <m:t xml:space="preserve">φ</m:t>
+          </m:r>
+          <m:d>
+            <m:dPr/>
+            <m:e>
+              <m:r>
+                <m:t xml:space="preserve">x</m:t>
+              </m:r>
+              <m:r>
+                <m:t xml:space="preserve">,</m:t>
+              </m:r>
+              <m:r>
+                <m:t xml:space="preserve">t</m:t>
+              </m:r>
+            </m:e>
+          </m:d>
+          <m:r>
+            <m:t xml:space="preserve">+</m:t>
+          </m:r>
+          <m:r>
+            <m:t xml:space="preserve">q</m:t>
+          </m:r>
+          <m:r>
+            <m:t xml:space="preserve"> </m:t>
+          </m:r>
+          <m:r>
+            <m:t xml:space="preserve">v</m:t>
+          </m:r>
+          <m:r>
+            <m:t xml:space="preserve">·</m:t>
+          </m:r>
+          <m:r>
+            <m:t xml:space="preserve">A</m:t>
+          </m:r>
+          <m:d>
+            <m:dPr/>
+            <m:e>
+              <m:r>
+                <m:t xml:space="preserve">x</m:t>
+              </m:r>
+              <m:r>
+                <m:t xml:space="preserve">,</m:t>
+              </m:r>
+              <m:r>
+                <m:t xml:space="preserve">t</m:t>
+              </m:r>
+            </m:e>
+          </m:d>
         </m:oMath>
       </m:oMathPara>
     </w:p>
@@ -940,7 +1928,46 @@
       <m:oMathPara>
         <m:oMath>
           <m:r>
-            <m:t xml:space="preserve">p = ∂L/∂v = m v + q A</m:t>
+            <m:t xml:space="preserve">p</m:t>
+          </m:r>
+          <m:r>
+            <m:t xml:space="preserve">=</m:t>
+          </m:r>
+          <m:f>
+            <m:num>
+              <m:r>
+                <m:t xml:space="preserve">∂L</m:t>
+              </m:r>
+            </m:num>
+            <m:den>
+              <m:r>
+                <m:t xml:space="preserve">∂v</m:t>
+              </m:r>
+            </m:den>
+          </m:f>
+          <m:r>
+            <m:t xml:space="preserve">=</m:t>
+          </m:r>
+          <m:r>
+            <m:t xml:space="preserve">m</m:t>
+          </m:r>
+          <m:r>
+            <m:t xml:space="preserve"> </m:t>
+          </m:r>
+          <m:r>
+            <m:t xml:space="preserve">v</m:t>
+          </m:r>
+          <m:r>
+            <m:t xml:space="preserve">+</m:t>
+          </m:r>
+          <m:r>
+            <m:t xml:space="preserve">q</m:t>
+          </m:r>
+          <m:r>
+            <m:t xml:space="preserve"> </m:t>
+          </m:r>
+          <m:r>
+            <m:t xml:space="preserve">A</m:t>
           </m:r>
         </m:oMath>
       </m:oMathPara>
@@ -958,8 +1985,52 @@
       <m:oMathPara>
         <m:oMath>
           <m:r>
-            <m:t xml:space="preserve">m dv/dt = q (E + v × B)</m:t>
+            <m:t xml:space="preserve">m</m:t>
           </m:r>
+          <m:r>
+            <m:t xml:space="preserve"> </m:t>
+          </m:r>
+          <m:f>
+            <m:num>
+              <m:r>
+                <m:t xml:space="preserve">dv</m:t>
+              </m:r>
+            </m:num>
+            <m:den>
+              <m:r>
+                <m:t xml:space="preserve">dt</m:t>
+              </m:r>
+            </m:den>
+          </m:f>
+          <m:r>
+            <m:t xml:space="preserve">=</m:t>
+          </m:r>
+          <m:r>
+            <m:t xml:space="preserve">q</m:t>
+          </m:r>
+          <m:r>
+            <m:t xml:space="preserve"> </m:t>
+          </m:r>
+          <m:d>
+            <m:dPr/>
+            <m:e>
+              <m:r>
+                <m:t xml:space="preserve">E</m:t>
+              </m:r>
+              <m:r>
+                <m:t xml:space="preserve">+</m:t>
+              </m:r>
+              <m:r>
+                <m:t xml:space="preserve">v</m:t>
+              </m:r>
+              <m:r>
+                <m:t xml:space="preserve">×</m:t>
+              </m:r>
+              <m:r>
+                <m:t xml:space="preserve">B</m:t>
+              </m:r>
+            </m:e>
+          </m:d>
         </m:oMath>
       </m:oMathPara>
     </w:p>
@@ -1023,7 +2094,40 @@
       <m:oMathPara>
         <m:oMath>
           <m:r>
-            <m:t xml:space="preserve">h = Σᵢ q̇ᵢ ∂L/∂q̇ᵢ − L</m:t>
+            <m:t xml:space="preserve">h</m:t>
+          </m:r>
+          <m:r>
+            <m:t xml:space="preserve">=</m:t>
+          </m:r>
+          <m:r>
+            <m:t xml:space="preserve">Σᵢ</m:t>
+          </m:r>
+          <m:r>
+            <m:t xml:space="preserve"> </m:t>
+          </m:r>
+          <m:r>
+            <m:t xml:space="preserve">q̇ᵢ</m:t>
+          </m:r>
+          <m:r>
+            <m:t xml:space="preserve"> </m:t>
+          </m:r>
+          <m:f>
+            <m:num>
+              <m:r>
+                <m:t xml:space="preserve">∂L</m:t>
+              </m:r>
+            </m:num>
+            <m:den>
+              <m:r>
+                <m:t xml:space="preserve">∂q̇ᵢ</m:t>
+              </m:r>
+            </m:den>
+          </m:f>
+          <m:r>
+            <m:t xml:space="preserve">−</m:t>
+          </m:r>
+          <m:r>
+            <m:t xml:space="preserve">L</m:t>
           </m:r>
         </m:oMath>
       </m:oMathPara>
@@ -1075,8 +2179,123 @@
       <m:oMathPara>
         <m:oMath>
           <m:r>
-            <m:t xml:space="preserve">S = −m ∫ dτ = −m ∫ √(1 − v²) dt,    L = −m √(1 − v²)</m:t>
+            <m:t xml:space="preserve">S</m:t>
           </m:r>
+          <m:r>
+            <m:t xml:space="preserve">=</m:t>
+          </m:r>
+          <m:r>
+            <m:t xml:space="preserve">−</m:t>
+          </m:r>
+          <m:r>
+            <m:t xml:space="preserve">m</m:t>
+          </m:r>
+          <m:r>
+            <m:t xml:space="preserve"> </m:t>
+          </m:r>
+          <m:r>
+            <m:t xml:space="preserve">∫</m:t>
+          </m:r>
+          <m:r>
+            <m:t xml:space="preserve"> </m:t>
+          </m:r>
+          <m:r>
+            <m:t xml:space="preserve">dτ</m:t>
+          </m:r>
+          <m:r>
+            <m:t xml:space="preserve">=</m:t>
+          </m:r>
+          <m:r>
+            <m:t xml:space="preserve">−</m:t>
+          </m:r>
+          <m:r>
+            <m:t xml:space="preserve">m</m:t>
+          </m:r>
+          <m:r>
+            <m:t xml:space="preserve"> </m:t>
+          </m:r>
+          <m:r>
+            <m:t xml:space="preserve">∫</m:t>
+          </m:r>
+          <m:r>
+            <m:t xml:space="preserve"> </m:t>
+          </m:r>
+          <m:r>
+            <m:t xml:space="preserve">√</m:t>
+          </m:r>
+          <m:d>
+            <m:dPr/>
+            <m:e>
+              <m:r>
+                <m:t xml:space="preserve">1</m:t>
+              </m:r>
+              <m:r>
+                <m:t xml:space="preserve">−</m:t>
+              </m:r>
+              <m:sSup>
+                <m:e>
+                  <m:r>
+                    <m:t xml:space="preserve">v</m:t>
+                  </m:r>
+                </m:e>
+                <m:sup>
+                  <m:r>
+                    <m:t xml:space="preserve">2</m:t>
+                  </m:r>
+                </m:sup>
+              </m:sSup>
+            </m:e>
+          </m:d>
+          <m:r>
+            <m:t xml:space="preserve"> </m:t>
+          </m:r>
+          <m:r>
+            <m:t xml:space="preserve">dt</m:t>
+          </m:r>
+          <m:r>
+            <m:t xml:space="preserve">,</m:t>
+          </m:r>
+          <m:r>
+            <m:t xml:space="preserve">L</m:t>
+          </m:r>
+          <m:r>
+            <m:t xml:space="preserve">=</m:t>
+          </m:r>
+          <m:r>
+            <m:t xml:space="preserve">−</m:t>
+          </m:r>
+          <m:r>
+            <m:t xml:space="preserve">m</m:t>
+          </m:r>
+          <m:r>
+            <m:t xml:space="preserve"> </m:t>
+          </m:r>
+          <m:r>
+            <m:t xml:space="preserve">√</m:t>
+          </m:r>
+          <m:d>
+            <m:dPr/>
+            <m:e>
+              <m:r>
+                <m:t xml:space="preserve">1</m:t>
+              </m:r>
+              <m:r>
+                <m:t xml:space="preserve">−</m:t>
+              </m:r>
+              <m:sSup>
+                <m:e>
+                  <m:r>
+                    <m:t xml:space="preserve">v</m:t>
+                  </m:r>
+                </m:e>
+                <m:sup>
+                  <m:r>
+                    <m:t xml:space="preserve">2</m:t>
+                  </m:r>
+                </m:sup>
+              </m:sSup>
+            </m:e>
+          </m:d>
         </m:oMath>
       </m:oMathPara>
     </w:p>
@@ -1093,7 +2312,158 @@
       <m:oMathPara>
         <m:oMath>
           <m:r>
-            <m:t xml:space="preserve">p = ∂L/∂v = m v/√(1 − v²) = γ m v,    h = p·v − L = m/√(1 − v²) = γ m</m:t>
+            <m:t xml:space="preserve">p</m:t>
+          </m:r>
+          <m:r>
+            <m:t xml:space="preserve">=</m:t>
+          </m:r>
+          <m:f>
+            <m:num>
+              <m:r>
+                <m:t xml:space="preserve">∂L</m:t>
+              </m:r>
+            </m:num>
+            <m:den>
+              <m:r>
+                <m:t xml:space="preserve">∂v</m:t>
+              </m:r>
+            </m:den>
+          </m:f>
+          <m:r>
+            <m:t xml:space="preserve">=</m:t>
+          </m:r>
+          <m:r>
+            <m:t xml:space="preserve">m</m:t>
+          </m:r>
+          <m:r>
+            <m:t xml:space="preserve"> </m:t>
+          </m:r>
+          <m:f>
+            <m:num>
+              <m:r>
+                <m:t xml:space="preserve">v</m:t>
+              </m:r>
+            </m:num>
+            <m:den>
+              <m:r>
+                <m:t xml:space="preserve">√</m:t>
+              </m:r>
+              <m:d>
+                <m:dPr/>
+                <m:e>
+                  <m:r>
+                    <m:t xml:space="preserve">1</m:t>
+                  </m:r>
+                  <m:r>
+                    <m:t xml:space="preserve">−</m:t>
+                  </m:r>
+                  <m:sSup>
+                    <m:e>
+                      <m:r>
+                        <m:t xml:space="preserve">v</m:t>
+                      </m:r>
+                    </m:e>
+                    <m:sup>
+                      <m:r>
+                        <m:t xml:space="preserve">2</m:t>
+                      </m:r>
+                    </m:sup>
+                  </m:sSup>
+                </m:e>
+              </m:d>
+            </m:den>
+          </m:f>
+          <m:r>
+            <m:t xml:space="preserve">=</m:t>
+          </m:r>
+          <m:r>
+            <m:t xml:space="preserve">γ</m:t>
+          </m:r>
+          <m:r>
+            <m:t xml:space="preserve"> </m:t>
+          </m:r>
+          <m:r>
+            <m:t xml:space="preserve">m</m:t>
+          </m:r>
+          <m:r>
+            <m:t xml:space="preserve"> </m:t>
+          </m:r>
+          <m:r>
+            <m:t xml:space="preserve">v</m:t>
+          </m:r>
+          <m:r>
+            <m:t xml:space="preserve">,</m:t>
+          </m:r>
+          <m:r>
+            <m:t xml:space="preserve">h</m:t>
+          </m:r>
+          <m:r>
+            <m:t xml:space="preserve">=</m:t>
+          </m:r>
+          <m:r>
+            <m:t xml:space="preserve">p</m:t>
+          </m:r>
+          <m:r>
+            <m:t xml:space="preserve">·</m:t>
+          </m:r>
+          <m:r>
+            <m:t xml:space="preserve">v</m:t>
+          </m:r>
+          <m:r>
+            <m:t xml:space="preserve">−</m:t>
+          </m:r>
+          <m:r>
+            <m:t xml:space="preserve">L</m:t>
+          </m:r>
+          <m:r>
+            <m:t xml:space="preserve">=</m:t>
+          </m:r>
+          <m:f>
+            <m:num>
+              <m:r>
+                <m:t xml:space="preserve">m</m:t>
+              </m:r>
+            </m:num>
+            <m:den>
+              <m:r>
+                <m:t xml:space="preserve">√</m:t>
+              </m:r>
+              <m:d>
+                <m:dPr/>
+                <m:e>
+                  <m:r>
+                    <m:t xml:space="preserve">1</m:t>
+                  </m:r>
+                  <m:r>
+                    <m:t xml:space="preserve">−</m:t>
+                  </m:r>
+                  <m:sSup>
+                    <m:e>
+                      <m:r>
+                        <m:t xml:space="preserve">v</m:t>
+                      </m:r>
+                    </m:e>
+                    <m:sup>
+                      <m:r>
+                        <m:t xml:space="preserve">2</m:t>
+                      </m:r>
+                    </m:sup>
+                  </m:sSup>
+                </m:e>
+              </m:d>
+            </m:den>
+          </m:f>
+          <m:r>
+            <m:t xml:space="preserve">=</m:t>
+          </m:r>
+          <m:r>
+            <m:t xml:space="preserve">γ</m:t>
+          </m:r>
+          <m:r>
+            <m:t xml:space="preserve"> </m:t>
+          </m:r>
+          <m:r>
+            <m:t xml:space="preserve">m</m:t>
           </m:r>
         </m:oMath>
       </m:oMathPara>
@@ -1137,7 +2507,146 @@
       <m:oMathPara>
         <m:oMath>
           <m:r>
-            <m:t xml:space="preserve">S = ∫ [ −m dτ − q A_μ dx^μ ],    L = −m √(1 − v²) − q φ + q v · A</m:t>
+            <m:t xml:space="preserve">S</m:t>
+          </m:r>
+          <m:r>
+            <m:t xml:space="preserve">=</m:t>
+          </m:r>
+          <m:r>
+            <m:t xml:space="preserve">∫</m:t>
+          </m:r>
+          <m:r>
+            <m:t xml:space="preserve"> </m:t>
+          </m:r>
+          <m:d>
+            <m:dPr>
+              <m:begChr m:val="["/>
+              <m:endChr m:val="]"/>
+            </m:dPr>
+            <m:e>
+              <m:r>
+                <m:t xml:space="preserve">−</m:t>
+              </m:r>
+              <m:r>
+                <m:t xml:space="preserve">m</m:t>
+              </m:r>
+              <m:r>
+                <m:t xml:space="preserve"> </m:t>
+              </m:r>
+              <m:r>
+                <m:t xml:space="preserve">dτ</m:t>
+              </m:r>
+              <m:r>
+                <m:t xml:space="preserve">−</m:t>
+              </m:r>
+              <m:r>
+                <m:t xml:space="preserve">q</m:t>
+              </m:r>
+              <m:r>
+                <m:t xml:space="preserve"> </m:t>
+              </m:r>
+              <m:sSub>
+                <m:e>
+                  <m:r>
+                    <m:t xml:space="preserve">A</m:t>
+                  </m:r>
+                </m:e>
+                <m:sub>
+                  <m:r>
+                    <m:t xml:space="preserve">μ</m:t>
+                  </m:r>
+                </m:sub>
+              </m:sSub>
+              <m:r>
+                <m:t xml:space="preserve"> </m:t>
+              </m:r>
+              <m:sSup>
+                <m:e>
+                  <m:r>
+                    <m:t xml:space="preserve">dx</m:t>
+                  </m:r>
+                </m:e>
+                <m:sup>
+                  <m:r>
+                    <m:t xml:space="preserve">μ</m:t>
+                  </m:r>
+                </m:sup>
+              </m:sSup>
+            </m:e>
+          </m:d>
+          <m:r>
+            <m:t xml:space="preserve">,</m:t>
+          </m:r>
+          <m:r>
+            <m:t xml:space="preserve">L</m:t>
+          </m:r>
+          <m:r>
+            <m:t xml:space="preserve">=</m:t>
+          </m:r>
+          <m:r>
+            <m:t xml:space="preserve">−</m:t>
+          </m:r>
+          <m:r>
+            <m:t xml:space="preserve">m</m:t>
+          </m:r>
+          <m:r>
+            <m:t xml:space="preserve"> </m:t>
+          </m:r>
+          <m:r>
+            <m:t xml:space="preserve">√</m:t>
+          </m:r>
+          <m:d>
+            <m:dPr/>
+            <m:e>
+              <m:r>
+                <m:t xml:space="preserve">1</m:t>
+              </m:r>
+              <m:r>
+                <m:t xml:space="preserve">−</m:t>
+              </m:r>
+              <m:sSup>
+                <m:e>
+                  <m:r>
+                    <m:t xml:space="preserve">v</m:t>
+                  </m:r>
+                </m:e>
+                <m:sup>
+                  <m:r>
+                    <m:t xml:space="preserve">2</m:t>
+                  </m:r>
+                </m:sup>
+              </m:sSup>
+            </m:e>
+          </m:d>
+          <m:r>
+            <m:t xml:space="preserve">−</m:t>
+          </m:r>
+          <m:r>
+            <m:t xml:space="preserve">q</m:t>
+          </m:r>
+          <m:r>
+            <m:t xml:space="preserve"> </m:t>
+          </m:r>
+          <m:r>
+            <m:t xml:space="preserve">φ</m:t>
+          </m:r>
+          <m:r>
+            <m:t xml:space="preserve">+</m:t>
+          </m:r>
+          <m:r>
+            <m:t xml:space="preserve">q</m:t>
+          </m:r>
+          <m:r>
+            <m:t xml:space="preserve"> </m:t>
+          </m:r>
+          <m:r>
+            <m:t xml:space="preserve">v</m:t>
+          </m:r>
+          <m:r>
+            <m:t xml:space="preserve">·</m:t>
+          </m:r>
+          <m:r>
+            <m:t xml:space="preserve">A</m:t>
           </m:r>
         </m:oMath>
       </m:oMathPara>
@@ -1155,8 +2664,143 @@
       <m:oMathPara>
         <m:oMath>
           <m:r>
-            <m:t xml:space="preserve">m du_μ/dτ = q F_μν u^ν,    F_μν = ∂_μ A_ν − ∂_ν A_μ</m:t>
+            <m:t xml:space="preserve">m</m:t>
           </m:r>
+          <m:r>
+            <m:t xml:space="preserve"> </m:t>
+          </m:r>
+          <m:f>
+            <m:num>
+              <m:sSub>
+                <m:e>
+                  <m:r>
+                    <m:t xml:space="preserve">du</m:t>
+                  </m:r>
+                </m:e>
+                <m:sub>
+                  <m:r>
+                    <m:t xml:space="preserve">μ</m:t>
+                  </m:r>
+                </m:sub>
+              </m:sSub>
+            </m:num>
+            <m:den>
+              <m:r>
+                <m:t xml:space="preserve">dτ</m:t>
+              </m:r>
+            </m:den>
+          </m:f>
+          <m:r>
+            <m:t xml:space="preserve">=</m:t>
+          </m:r>
+          <m:r>
+            <m:t xml:space="preserve">q</m:t>
+          </m:r>
+          <m:r>
+            <m:t xml:space="preserve"> </m:t>
+          </m:r>
+          <m:sSub>
+            <m:e>
+              <m:r>
+                <m:t xml:space="preserve">F</m:t>
+              </m:r>
+            </m:e>
+            <m:sub>
+              <m:r>
+                <m:t xml:space="preserve">μν</m:t>
+              </m:r>
+            </m:sub>
+          </m:sSub>
+          <m:r>
+            <m:t xml:space="preserve"> </m:t>
+          </m:r>
+          <m:sSup>
+            <m:e>
+              <m:r>
+                <m:t xml:space="preserve">u</m:t>
+              </m:r>
+            </m:e>
+            <m:sup>
+              <m:r>
+                <m:t xml:space="preserve">ν</m:t>
+              </m:r>
+            </m:sup>
+          </m:sSup>
+          <m:r>
+            <m:t xml:space="preserve">,</m:t>
+          </m:r>
+          <m:sSub>
+            <m:e>
+              <m:r>
+                <m:t xml:space="preserve">F</m:t>
+              </m:r>
+            </m:e>
+            <m:sub>
+              <m:r>
+                <m:t xml:space="preserve">μν</m:t>
+              </m:r>
+            </m:sub>
+          </m:sSub>
+          <m:r>
+            <m:t xml:space="preserve">=</m:t>
+          </m:r>
+          <m:sSub>
+            <m:e>
+              <m:r>
+                <m:t xml:space="preserve">∂</m:t>
+              </m:r>
+            </m:e>
+            <m:sub>
+              <m:r>
+                <m:t xml:space="preserve">μ</m:t>
+              </m:r>
+            </m:sub>
+          </m:sSub>
+          <m:r>
+            <m:t xml:space="preserve"> </m:t>
+          </m:r>
+          <m:sSub>
+            <m:e>
+              <m:r>
+                <m:t xml:space="preserve">A</m:t>
+              </m:r>
+            </m:e>
+            <m:sub>
+              <m:r>
+                <m:t xml:space="preserve">ν</m:t>
+              </m:r>
+            </m:sub>
+          </m:sSub>
+          <m:r>
+            <m:t xml:space="preserve">−</m:t>
+          </m:r>
+          <m:sSub>
+            <m:e>
+              <m:r>
+                <m:t xml:space="preserve">∂</m:t>
+              </m:r>
+            </m:e>
+            <m:sub>
+              <m:r>
+                <m:t xml:space="preserve">ν</m:t>
+              </m:r>
+            </m:sub>
+          </m:sSub>
+          <m:r>
+            <m:t xml:space="preserve"> </m:t>
+          </m:r>
+          <m:sSub>
+            <m:e>
+              <m:r>
+                <m:t xml:space="preserve">A</m:t>
+              </m:r>
+            </m:e>
+            <m:sub>
+              <m:r>
+                <m:t xml:space="preserve">μ</m:t>
+              </m:r>
+            </m:sub>
+          </m:sSub>
         </m:oMath>
       </m:oMathPara>
     </w:p>
@@ -1207,8 +2851,187 @@
       <m:oMathPara>
         <m:oMath>
           <m:r>
-            <m:t xml:space="preserve">L = (1/2)m(ẋ₁² + ẋ₂²) − (1/2)k(x₁² + x₂²) − (1/2)κ(x₁ − x₂)²</m:t>
+            <m:t xml:space="preserve">L</m:t>
           </m:r>
+          <m:r>
+            <m:t xml:space="preserve">=</m:t>
+          </m:r>
+          <m:f>
+            <m:num>
+              <m:r>
+                <m:t xml:space="preserve">1</m:t>
+              </m:r>
+            </m:num>
+            <m:den>
+              <m:r>
+                <m:t xml:space="preserve">2</m:t>
+              </m:r>
+            </m:den>
+          </m:f>
+          <m:r>
+            <m:t xml:space="preserve">m</m:t>
+          </m:r>
+          <m:d>
+            <m:dPr/>
+            <m:e>
+              <m:sSubSup>
+                <m:e>
+                  <m:r>
+                    <m:t xml:space="preserve">ẋ</m:t>
+                  </m:r>
+                </m:e>
+                <m:sub>
+                  <m:r>
+                    <m:t xml:space="preserve">1</m:t>
+                  </m:r>
+                </m:sub>
+                <m:sup>
+                  <m:r>
+                    <m:t xml:space="preserve">2</m:t>
+                  </m:r>
+                </m:sup>
+              </m:sSubSup>
+              <m:r>
+                <m:t xml:space="preserve">+</m:t>
+              </m:r>
+              <m:sSubSup>
+                <m:e>
+                  <m:r>
+                    <m:t xml:space="preserve">ẋ</m:t>
+                  </m:r>
+                </m:e>
+                <m:sub>
+                  <m:r>
+                    <m:t xml:space="preserve">2</m:t>
+                  </m:r>
+                </m:sub>
+                <m:sup>
+                  <m:r>
+                    <m:t xml:space="preserve">2</m:t>
+                  </m:r>
+                </m:sup>
+              </m:sSubSup>
+            </m:e>
+          </m:d>
+          <m:r>
+            <m:t xml:space="preserve">−</m:t>
+          </m:r>
+          <m:f>
+            <m:num>
+              <m:r>
+                <m:t xml:space="preserve">1</m:t>
+              </m:r>
+            </m:num>
+            <m:den>
+              <m:r>
+                <m:t xml:space="preserve">2</m:t>
+              </m:r>
+            </m:den>
+          </m:f>
+          <m:r>
+            <m:t xml:space="preserve">k</m:t>
+          </m:r>
+          <m:d>
+            <m:dPr/>
+            <m:e>
+              <m:sSubSup>
+                <m:e>
+                  <m:r>
+                    <m:t xml:space="preserve">x</m:t>
+                  </m:r>
+                </m:e>
+                <m:sub>
+                  <m:r>
+                    <m:t xml:space="preserve">1</m:t>
+                  </m:r>
+                </m:sub>
+                <m:sup>
+                  <m:r>
+                    <m:t xml:space="preserve">2</m:t>
+                  </m:r>
+                </m:sup>
+              </m:sSubSup>
+              <m:r>
+                <m:t xml:space="preserve">+</m:t>
+              </m:r>
+              <m:sSubSup>
+                <m:e>
+                  <m:r>
+                    <m:t xml:space="preserve">x</m:t>
+                  </m:r>
+                </m:e>
+                <m:sub>
+                  <m:r>
+                    <m:t xml:space="preserve">2</m:t>
+                  </m:r>
+                </m:sub>
+                <m:sup>
+                  <m:r>
+                    <m:t xml:space="preserve">2</m:t>
+                  </m:r>
+                </m:sup>
+              </m:sSubSup>
+            </m:e>
+          </m:d>
+          <m:r>
+            <m:t xml:space="preserve">−</m:t>
+          </m:r>
+          <m:f>
+            <m:num>
+              <m:r>
+                <m:t xml:space="preserve">1</m:t>
+              </m:r>
+            </m:num>
+            <m:den>
+              <m:r>
+                <m:t xml:space="preserve">2</m:t>
+              </m:r>
+            </m:den>
+          </m:f>
+          <m:sSup>
+            <m:e>
+              <m:r>
+                <m:t xml:space="preserve">κ</m:t>
+              </m:r>
+              <m:d>
+                <m:dPr/>
+                <m:e>
+                  <m:sSub>
+                    <m:e>
+                      <m:r>
+                        <m:t xml:space="preserve">x</m:t>
+                      </m:r>
+                    </m:e>
+                    <m:sub>
+                      <m:r>
+                        <m:t xml:space="preserve">1</m:t>
+                      </m:r>
+                    </m:sub>
+                  </m:sSub>
+                  <m:r>
+                    <m:t xml:space="preserve">−</m:t>
+                  </m:r>
+                  <m:sSub>
+                    <m:e>
+                      <m:r>
+                        <m:t xml:space="preserve">x</m:t>
+                      </m:r>
+                    </m:e>
+                    <m:sub>
+                      <m:r>
+                        <m:t xml:space="preserve">2</m:t>
+                      </m:r>
+                    </m:sub>
+                  </m:sSub>
+                </m:e>
+              </m:d>
+            </m:e>
+            <m:sup>
+              <m:r>
+                <m:t xml:space="preserve">2</m:t>
+              </m:r>
+            </m:sup>
+          </m:sSup>
         </m:oMath>
       </m:oMathPara>
     </w:p>
@@ -1224,9 +3047,79 @@
       </w:pPr>
       <m:oMathPara>
         <m:oMath>
+          <m:sSubSup>
+            <m:e>
+              <m:r>
+                <m:t xml:space="preserve">ω</m:t>
+              </m:r>
+            </m:e>
+            <m:sub>
+              <m:r>
+                <m:t xml:space="preserve">1</m:t>
+              </m:r>
+            </m:sub>
+            <m:sup>
+              <m:r>
+                <m:t xml:space="preserve">2</m:t>
+              </m:r>
+            </m:sup>
+          </m:sSubSup>
           <m:r>
-            <m:t xml:space="preserve">ω₁² = k/m,    ω₂² = (k + 2κ)/m</m:t>
+            <m:t xml:space="preserve">=</m:t>
           </m:r>
+          <m:f>
+            <m:num>
+              <m:r>
+                <m:t xml:space="preserve">k</m:t>
+              </m:r>
+            </m:num>
+            <m:den>
+              <m:r>
+                <m:t xml:space="preserve">m</m:t>
+              </m:r>
+            </m:den>
+          </m:f>
+          <m:r>
+            <m:t xml:space="preserve">,</m:t>
+          </m:r>
+          <m:sSubSup>
+            <m:e>
+              <m:r>
+                <m:t xml:space="preserve">ω</m:t>
+              </m:r>
+            </m:e>
+            <m:sub>
+              <m:r>
+                <m:t xml:space="preserve">2</m:t>
+              </m:r>
+            </m:sub>
+            <m:sup>
+              <m:r>
+                <m:t xml:space="preserve">2</m:t>
+              </m:r>
+            </m:sup>
+          </m:sSubSup>
+          <m:r>
+            <m:t xml:space="preserve">=</m:t>
+          </m:r>
+          <m:f>
+            <m:num>
+              <m:r>
+                <m:t xml:space="preserve">k</m:t>
+              </m:r>
+              <m:r>
+                <m:t xml:space="preserve">+</m:t>
+              </m:r>
+              <m:r>
+                <m:t xml:space="preserve">2κ</m:t>
+              </m:r>
+            </m:num>
+            <m:den>
+              <m:r>
+                <m:t xml:space="preserve">m</m:t>
+              </m:r>
+            </m:den>
+          </m:f>
         </m:oMath>
       </m:oMathPara>
     </w:p>
@@ -1269,8 +3162,61 @@
       <m:oMathPara>
         <m:oMath>
           <m:r>
-            <m:t xml:space="preserve">m ẍₙ = κ (xₙ₊₁ − 2xₙ + xₙ₋₁)</m:t>
+            <m:t xml:space="preserve">m</m:t>
           </m:r>
+          <m:r>
+            <m:t xml:space="preserve"> </m:t>
+          </m:r>
+          <m:r>
+            <m:t xml:space="preserve">ẍₙ</m:t>
+          </m:r>
+          <m:r>
+            <m:t xml:space="preserve">=</m:t>
+          </m:r>
+          <m:r>
+            <m:t xml:space="preserve">κ</m:t>
+          </m:r>
+          <m:r>
+            <m:t xml:space="preserve"> </m:t>
+          </m:r>
+          <m:d>
+            <m:dPr/>
+            <m:e>
+              <m:sSub>
+                <m:e>
+                  <m:r>
+                    <m:t xml:space="preserve">xₙ₊</m:t>
+                  </m:r>
+                </m:e>
+                <m:sub>
+                  <m:r>
+                    <m:t xml:space="preserve">1</m:t>
+                  </m:r>
+                </m:sub>
+              </m:sSub>
+              <m:r>
+                <m:t xml:space="preserve">−</m:t>
+              </m:r>
+              <m:r>
+                <m:t xml:space="preserve">2xₙ</m:t>
+              </m:r>
+              <m:r>
+                <m:t xml:space="preserve">+</m:t>
+              </m:r>
+              <m:sSub>
+                <m:e>
+                  <m:r>
+                    <m:t xml:space="preserve">xₙ₋</m:t>
+                  </m:r>
+                </m:e>
+                <m:sub>
+                  <m:r>
+                    <m:t xml:space="preserve">1</m:t>
+                  </m:r>
+                </m:sub>
+              </m:sSub>
+            </m:e>
+          </m:d>
         </m:oMath>
       </m:oMathPara>
     </w:p>
@@ -1287,8 +3233,121 @@
       <m:oMathPara>
         <m:oMath>
           <m:r>
-            <m:t xml:space="preserve">μ ∂_t² φ = T ∂ₓ² φ,  the wave equation with speed c² = T/μ</m:t>
+            <m:t xml:space="preserve">μ</m:t>
           </m:r>
+          <m:r>
+            <m:t xml:space="preserve"> </m:t>
+          </m:r>
+          <m:sSubSup>
+            <m:e>
+              <m:r>
+                <m:t xml:space="preserve">∂</m:t>
+              </m:r>
+            </m:e>
+            <m:sub>
+              <m:r>
+                <m:t xml:space="preserve">t</m:t>
+              </m:r>
+            </m:sub>
+            <m:sup>
+              <m:r>
+                <m:t xml:space="preserve">2</m:t>
+              </m:r>
+            </m:sup>
+          </m:sSubSup>
+          <m:r>
+            <m:t xml:space="preserve"> </m:t>
+          </m:r>
+          <m:r>
+            <m:t xml:space="preserve">φ</m:t>
+          </m:r>
+          <m:r>
+            <m:t xml:space="preserve">=</m:t>
+          </m:r>
+          <m:r>
+            <m:t xml:space="preserve">T</m:t>
+          </m:r>
+          <m:r>
+            <m:t xml:space="preserve"> </m:t>
+          </m:r>
+          <m:sSup>
+            <m:e>
+              <m:r>
+                <m:t xml:space="preserve">∂ₓ</m:t>
+              </m:r>
+            </m:e>
+            <m:sup>
+              <m:r>
+                <m:t xml:space="preserve">2</m:t>
+              </m:r>
+            </m:sup>
+          </m:sSup>
+          <m:r>
+            <m:t xml:space="preserve"> </m:t>
+          </m:r>
+          <m:r>
+            <m:t xml:space="preserve">φ</m:t>
+          </m:r>
+          <m:r>
+            <m:t xml:space="preserve">,</m:t>
+          </m:r>
+          <m:r>
+            <m:t xml:space="preserve">the</m:t>
+          </m:r>
+          <m:r>
+            <m:t xml:space="preserve"> </m:t>
+          </m:r>
+          <m:r>
+            <m:t xml:space="preserve">wave</m:t>
+          </m:r>
+          <m:r>
+            <m:t xml:space="preserve"> </m:t>
+          </m:r>
+          <m:r>
+            <m:t xml:space="preserve">equation</m:t>
+          </m:r>
+          <m:r>
+            <m:t xml:space="preserve"> </m:t>
+          </m:r>
+          <m:r>
+            <m:t xml:space="preserve">with</m:t>
+          </m:r>
+          <m:r>
+            <m:t xml:space="preserve"> </m:t>
+          </m:r>
+          <m:r>
+            <m:t xml:space="preserve">speed</m:t>
+          </m:r>
+          <m:r>
+            <m:t xml:space="preserve"> </m:t>
+          </m:r>
+          <m:sSup>
+            <m:e>
+              <m:r>
+                <m:t xml:space="preserve">c</m:t>
+              </m:r>
+            </m:e>
+            <m:sup>
+              <m:r>
+                <m:t xml:space="preserve">2</m:t>
+              </m:r>
+            </m:sup>
+          </m:sSup>
+          <m:r>
+            <m:t xml:space="preserve">=</m:t>
+          </m:r>
+          <m:f>
+            <m:num>
+              <m:r>
+                <m:t xml:space="preserve">T</m:t>
+              </m:r>
+            </m:num>
+            <m:den>
+              <m:r>
+                <m:t xml:space="preserve">μ</m:t>
+              </m:r>
+            </m:den>
+          </m:f>
         </m:oMath>
       </m:oMathPara>
     </w:p>
